--- a/docs/Eximion_Test_Assignment_Sergei_Kutushev.docx
+++ b/docs/Eximion_Test_Assignment_Sergei_Kutushev.docx
@@ -54,7 +54,7 @@
         </w:rPr>
         <w:t xml:space="preserve">  ·  October 2026  ·  Repository: </w:t>
       </w:r>
-      <w:hyperlink w:history="1" r:id="rIdbgkih2kq65esgozxfhocq">
+      <w:hyperlink w:history="1" r:id="rIdek_1toyztu8_khxlbryqo">
         <w:r>
           <w:rPr>
             <w:color w:val="0B5CAD"/>
@@ -1449,7 +1449,15 @@
         <w:t xml:space="preserve">Provenance and logging. </w:t>
       </w:r>
       <w:r>
-        <w:t xml:space="preserve">The model name and prompt version travel with each extracted case; logs carry field paths and error counts, never clinical text.</w:t>
+        <w:t xml:space="preserve">The model name and prompt version travel with each extracted case; logs carry field paths and error types, never clinical text.</w:t>
+      </w:r>
+    </w:p>
+    <w:p>
+      <w:pPr>
+        <w:spacing w:after="120" w:line="276"/>
+      </w:pPr>
+      <w:r>
+        <w:t xml:space="preserve">One finding worth calling out, because it came from reviewing my own code rather than from a test: a validation failure was originally logged with logger.exception, which is the idiomatic choice and what the linter pushes you toward. But Pydantic embeds the offending input values in its error message — here, the clinical narrative — so the traceback would have written patient text into the logs, defeating the logging policy stated above. Validation failures now log field paths and error types with no exc_info, and a regression test asserts the clinical marker never reaches the log.</w:t>
       </w:r>
     </w:p>
     <w:p>
@@ -1527,7 +1535,7 @@
           <w:sz w:val="19"/>
           <w:szCs w:val="19"/>
         </w:rPr>
-        <w:t xml:space="preserve">  "sex_accuracy": 1.0, "answer_key_accuracy": 0.8889, "findings_f1": 0.9907,</w:t>
+        <w:t xml:space="preserve">  "sex_accuracy": 1.0, "answer_key_accuracy": 0.8889, "findings_f1": 0.9899,</w:t>
       </w:r>
     </w:p>
     <w:p>
@@ -2121,7 +2129,7 @@
                 <w:sz w:val="20"/>
                 <w:szCs w:val="20"/>
               </w:rPr>
-              <w:t xml:space="preserve">47 passed, coverage 93.92% (gate 85%)</w:t>
+              <w:t xml:space="preserve">48 passed, coverage 93.92% (gate 85%)</w:t>
             </w:r>
           </w:p>
         </w:tc>
@@ -3016,7 +3024,7 @@
       <w:pPr>
         <w:spacing w:after="120" w:line="276"/>
       </w:pPr>
-      <w:hyperlink w:history="1" r:id="rIdjocns7puriu_b_zjldzgv">
+      <w:hyperlink w:history="1" r:id="rIdga48-9915ftvdrcqs8dix">
         <w:r>
           <w:rPr>
             <w:color w:val="0B5CAD"/>

--- a/docs/Eximion_Test_Assignment_Sergei_Kutushev.docx
+++ b/docs/Eximion_Test_Assignment_Sergei_Kutushev.docx
@@ -54,7 +54,7 @@
         </w:rPr>
         <w:t xml:space="preserve">  ·  October 2026  ·  Repository: </w:t>
       </w:r>
-      <w:hyperlink w:history="1" r:id="rIdek_1toyztu8_khxlbryqo">
+      <w:hyperlink w:history="1" r:id="rIdmtyxx-cirmj-jit0ptw5u">
         <w:r>
           <w:rPr>
             <w:color w:val="0B5CAD"/>
@@ -1634,6 +1634,39 @@
     </w:p>
     <w:p>
       <w:pPr>
+        <w:pStyle w:val="Heading2"/>
+        <w:spacing w:after="120" w:before="240"/>
+      </w:pPr>
+      <w:r>
+        <w:t xml:space="preserve">Three things the first runbook got wrong</w:t>
+      </w:r>
+    </w:p>
+    <w:p>
+      <w:pPr>
+        <w:spacing w:after="120" w:line="276"/>
+      </w:pPr>
+      <w:r>
+        <w:t xml:space="preserve">roles/run.invoker permits a call; it does not authenticate one. A private Cloud Run service still requires a Google-signed ID token whose audience is the target service URL. The frontend now fetches one from the instance metadata server and attaches it to every backend request; outside Cloud Run it adds nothing, so local development is unchanged. Without this the deployment would have failed on its first request.</w:t>
+      </w:r>
+    </w:p>
+    <w:p>
+      <w:pPr>
+        <w:spacing w:after="120" w:line="276"/>
+      </w:pPr>
+      <w:r>
+        <w:t xml:space="preserve">Cloud Run does not expand variable references inside environment values: a DATABASE_URL containing ${DB_PASSWORD} arrives with that literal text as the password. The service now receives the parts separately and assembles the URL at runtime, which also escapes a generated password containing / @ or : correctly. A test covers both.</w:t>
+      </w:r>
+    </w:p>
+    <w:p>
+      <w:pPr>
+        <w:spacing w:after="120" w:line="276"/>
+      </w:pPr>
+      <w:r>
+        <w:t xml:space="preserve">A private-IP Cloud SQL instance needs more than --no-assign-ip. It needs Private Services Access for Google to peer the instance into, and a path out of Cloud Run into that VPC — Direct VPC egress, the current recommended option over a Serverless VPC Access connector.</w:t>
+      </w:r>
+    </w:p>
+    <w:p>
+      <w:pPr>
         <w:pStyle w:val="Heading1"/>
         <w:spacing w:after="160" w:before="320"/>
       </w:pPr>
@@ -1898,7 +1931,7 @@
                 <w:sz w:val="20"/>
                 <w:szCs w:val="20"/>
               </w:rPr>
-              <w:t xml:space="preserve">41 passed, coverage 98.50% (gate 90%)</w:t>
+              <w:t xml:space="preserve">53 passed, coverage 98.31% (gate 90%)</w:t>
             </w:r>
           </w:p>
         </w:tc>
@@ -2437,7 +2470,7 @@
                 <w:sz w:val="20"/>
                 <w:szCs w:val="20"/>
               </w:rPr>
-              <w:t xml:space="preserve">4 passed</w:t>
+              <w:t xml:space="preserve">34 passed</w:t>
             </w:r>
           </w:p>
         </w:tc>
@@ -3024,7 +3057,7 @@
       <w:pPr>
         <w:spacing w:after="120" w:line="276"/>
       </w:pPr>
-      <w:hyperlink w:history="1" r:id="rIdga48-9915ftvdrcqs8dix">
+      <w:hyperlink w:history="1" r:id="rIdivqppctm7f0sqhasoy4ca">
         <w:r>
           <w:rPr>
             <w:color w:val="0B5CAD"/>

--- a/docs/Eximion_Test_Assignment_Sergei_Kutushev.docx
+++ b/docs/Eximion_Test_Assignment_Sergei_Kutushev.docx
@@ -54,7 +54,7 @@
         </w:rPr>
         <w:t xml:space="preserve">  ·  October 2026  ·  Repository: </w:t>
       </w:r>
-      <w:hyperlink w:history="1" r:id="rIdmtyxx-cirmj-jit0ptw5u">
+      <w:hyperlink w:history="1" r:id="rIdrm9eq9-asbm_okcnveztf">
         <w:r>
           <w:rPr>
             <w:color w:val="0B5CAD"/>
@@ -1426,10 +1426,10 @@
           <w:b/>
           <w:bCs/>
         </w:rPr>
-        <w:t xml:space="preserve">Provider boundary. </w:t>
-      </w:r>
-      <w:r>
-        <w:t xml:space="preserve">A Protocol with a Gemini implementation and a fake one, so the pipeline, the harness and the tests all run with no network and no credentials.</w:t>
+        <w:t xml:space="preserve">The model does not score either. </w:t>
+      </w:r>
+      <w:r>
+        <w:t xml:space="preserve">The first prompt asked it to weight a differential “by clinical proximity” — a number the source text does not contain, invented by the model, in a pipeline whose first rule is to invent nothing. Extraction (extract-v2) now records only which diagnosis the source establishes; score weights are assigned afterwards by an explicit deterministic policy, so the number is a product decision an editor can change rather than a model guess.</w:t>
       </w:r>
     </w:p>
     <w:p>
@@ -1446,6 +1446,26 @@
           <w:b/>
           <w:bCs/>
         </w:rPr>
+        <w:t xml:space="preserve">Provider boundary. </w:t>
+      </w:r>
+      <w:r>
+        <w:t xml:space="preserve">A Protocol with a Gemini implementation and a fake one, so the pipeline, the harness and the tests all run with no network and no credentials.</w:t>
+      </w:r>
+    </w:p>
+    <w:p>
+      <w:pPr>
+        <w:pStyle w:val="ListParagraph"/>
+        <w:numPr>
+          <w:ilvl w:val="0"/>
+          <w:numId w:val="2"/>
+        </w:numPr>
+        <w:spacing w:after="80" w:line="276"/>
+      </w:pPr>
+      <w:r>
+        <w:rPr>
+          <w:b/>
+          <w:bCs/>
+        </w:rPr>
         <w:t xml:space="preserve">Provenance and logging. </w:t>
       </w:r>
       <w:r>
@@ -1597,7 +1617,7 @@
         <w:spacing w:after="120" w:line="276"/>
       </w:pPr>
       <w:r>
-        <w:t xml:space="preserve">Both images are multi-stage and run as a non-root user: the backend resolves dependencies from uv.lock in a builder stage and ships only the venv and source; the frontend uses Next.js output: “standalone”, so the runtime image carries a minimal server rather than node_modules. Both read PORT from the environment, as Cloud Run requires, and no secret is baked into a layer. docker compose up --wait brings up PostgreSQL, runs migrations as a separate one-shot service, then starts the API and the frontend — the same ordering as production.</w:t>
+        <w:t xml:space="preserve">Three images, all multi-stage and running as a non-root user. backend and frontend are services; llm_pipeline is a batch container whose entry point is the extraction CLI, deployed as a Cloud Run Job rather than a service: extraction is authoring work, not request-path work, so it should neither idle nor be able to take traffic.</w:t>
       </w:r>
     </w:p>
     <w:p>
@@ -1605,7 +1625,7 @@
         <w:spacing w:after="120" w:line="276"/>
       </w:pPr>
       <w:r>
-        <w:t xml:space="preserve">infra/DEPLOYMENT.md is the full runbook: Artifact Registry → images tagged with the commit SHA → Cloud SQL (PostgreSQL 17, private IP, point-in-time recovery, regional) → Secret Manager → three least-privilege service accounts → migrations as a Cloud Run Job → backend and frontend services → smoke test and log check → rollback by traffic shift. Two deliberate decisions in there:</w:t>
+        <w:t xml:space="preserve">For the two services: the backend resolves dependencies from uv.lock in a builder stage and ships only the venv and source; the frontend uses Next.js output: “standalone”, so the runtime image carries a minimal server rather than node_modules. Both read PORT from the environment, as Cloud Run requires, and no secret is baked into a layer. docker compose up --wait brings up PostgreSQL, runs migrations as a separate one-shot service, then starts the API and the frontend — the same ordering as production.</w:t>
       </w:r>
     </w:p>
     <w:p>
@@ -1613,6 +1633,14 @@
         <w:spacing w:after="120" w:line="276"/>
       </w:pPr>
       <w:r>
+        <w:t xml:space="preserve">infra/DEPLOYMENT.md is the full runbook: Artifact Registry → images tagged with the commit SHA → Cloud SQL (PostgreSQL 17, private IP, point-in-time recovery, regional) → Secret Manager → four least-privilege service accounts → migrations as a Cloud Run Job → backend and frontend services → the extraction Job → smoke test and log check → rollback by traffic shift. Two deliberate decisions in there:</w:t>
+      </w:r>
+    </w:p>
+    <w:p>
+      <w:pPr>
+        <w:spacing w:after="120" w:line="276"/>
+      </w:pPr>
+      <w:r>
         <w:t xml:space="preserve">Migrations are a controlled step, not on startup. With autoscaling, N instances would race on the same DDL, and a failed migration would crash-loop the service instead of failing one job. The job runs under its own service account, which has Cloud SQL access and the DB password but is not attached to any serving revision.</w:t>
       </w:r>
     </w:p>
@@ -1629,7 +1657,7 @@
         <w:spacing w:after="120" w:line="276"/>
       </w:pPr>
       <w:r>
-        <w:t xml:space="preserve">The browser never calls the API, so the backend is deployed with internal ingress and --no-allow-unauthenticated, and only the frontend's service account holds roles/run.invoker on it.</w:t>
+        <w:t xml:space="preserve">The browser never calls the API, so the backend is deployed with --no-allow-unauthenticated, and only the frontend's service account holds roles/run.invoker on it. Ingress is all, deliberately: IAM closes the service on any network, whereas internal ingress is a network control that would require the frontend to egress through a VPC — without that it does not harden the service, it breaks it. One lock that works rather than two where one is wrong.</w:t>
       </w:r>
     </w:p>
     <w:p>
@@ -2651,7 +2679,7 @@
                 <w:sz w:val="20"/>
                 <w:szCs w:val="20"/>
               </w:rPr>
-              <w:t xml:space="preserve">End-to-end smoke</w:t>
+              <w:t xml:space="preserve">Extraction container</w:t>
             </w:r>
           </w:p>
         </w:tc>
@@ -2676,7 +2704,7 @@
                 <w:sz w:val="20"/>
                 <w:szCs w:val="20"/>
               </w:rPr>
-              <w:t xml:space="preserve">bash scripts/smoke.sh</w:t>
+              <w:t xml:space="preserve">docker run eximion-llm eval --provider fake</w:t>
             </w:r>
           </w:p>
         </w:tc>
@@ -2701,7 +2729,7 @@
                 <w:sz w:val="20"/>
                 <w:szCs w:val="20"/>
               </w:rPr>
-              <w:t xml:space="preserve">SMOKE PASS</w:t>
+              <w:t xml:space="preserve">uid 1001, eval passes in-container</w:t>
             </w:r>
           </w:p>
         </w:tc>
@@ -2728,7 +2756,7 @@
                 <w:sz w:val="20"/>
                 <w:szCs w:val="20"/>
               </w:rPr>
-              <w:t xml:space="preserve">Dependency audits</w:t>
+              <w:t xml:space="preserve">End-to-end smoke</w:t>
             </w:r>
           </w:p>
         </w:tc>
@@ -2753,7 +2781,7 @@
                 <w:sz w:val="20"/>
                 <w:szCs w:val="20"/>
               </w:rPr>
-              <w:t xml:space="preserve">pip-audit --strict, npm audit</w:t>
+              <w:t xml:space="preserve">bash scripts/smoke.sh</w:t>
             </w:r>
           </w:p>
         </w:tc>
@@ -2778,84 +2806,7 @@
                 <w:sz w:val="20"/>
                 <w:szCs w:val="20"/>
               </w:rPr>
-              <w:t xml:space="preserve">no known vulnerabilities</w:t>
-            </w:r>
-          </w:p>
-        </w:tc>
-      </w:tr>
-      <w:tr>
-        <w:tc>
-          <w:tcPr>
-            <w:tcW w:type="dxa" w:w="2700"/>
-            <w:tcMar>
-              <w:top w:type="dxa" w:w="80"/>
-              <w:left w:type="dxa" w:w="120"/>
-              <w:bottom w:type="dxa" w:w="80"/>
-              <w:right w:type="dxa" w:w="120"/>
-            </w:tcMar>
-          </w:tcPr>
-          <w:p>
-            <w:pPr>
-              <w:spacing w:after="0" w:line="240"/>
-            </w:pPr>
-            <w:r>
-              <w:rPr>
-                <w:b w:val="false"/>
-                <w:bCs w:val="false"/>
-                <w:sz w:val="20"/>
-                <w:szCs w:val="20"/>
-              </w:rPr>
-              <w:t xml:space="preserve">Secret scan</w:t>
-            </w:r>
-          </w:p>
-        </w:tc>
-        <w:tc>
-          <w:tcPr>
-            <w:tcW w:type="dxa" w:w="3300"/>
-            <w:tcMar>
-              <w:top w:type="dxa" w:w="80"/>
-              <w:left w:type="dxa" w:w="120"/>
-              <w:bottom w:type="dxa" w:w="80"/>
-              <w:right w:type="dxa" w:w="120"/>
-            </w:tcMar>
-          </w:tcPr>
-          <w:p>
-            <w:pPr>
-              <w:spacing w:after="0" w:line="240"/>
-            </w:pPr>
-            <w:r>
-              <w:rPr>
-                <w:b w:val="false"/>
-                <w:bCs w:val="false"/>
-                <w:sz w:val="20"/>
-                <w:szCs w:val="20"/>
-              </w:rPr>
-              <w:t xml:space="preserve">gitleaks, full history</w:t>
-            </w:r>
-          </w:p>
-        </w:tc>
-        <w:tc>
-          <w:tcPr>
-            <w:tcW w:type="dxa" w:w="3360"/>
-            <w:tcMar>
-              <w:top w:type="dxa" w:w="80"/>
-              <w:left w:type="dxa" w:w="120"/>
-              <w:bottom w:type="dxa" w:w="80"/>
-              <w:right w:type="dxa" w:w="120"/>
-            </w:tcMar>
-          </w:tcPr>
-          <w:p>
-            <w:pPr>
-              <w:spacing w:after="0" w:line="240"/>
-            </w:pPr>
-            <w:r>
-              <w:rPr>
-                <w:b w:val="false"/>
-                <w:bCs w:val="false"/>
-                <w:sz w:val="20"/>
-                <w:szCs w:val="20"/>
-              </w:rPr>
-              <w:t xml:space="preserve">clean</w:t>
+              <w:t xml:space="preserve">SMOKE PASS</w:t>
             </w:r>
           </w:p>
         </w:tc>
@@ -2912,10 +2863,34 @@
           <w:b/>
           <w:bCs/>
         </w:rPr>
-        <w:t xml:space="preserve">A real Gemini eval run. </w:t>
-      </w:r>
-      <w:r>
-        <w:t xml:space="preserve">--provider gemini needs those same credentials. evals/results/ therefore contains only the offline run. No numbers are fabricated: the Gemini path is covered by tests against a stubbed SDK client (structured-output configuration, error classification by HTTP status, empty-response handling), but it has not been run against the live API.</w:t>
+        <w:t xml:space="preserve">A complete Gemini eval run of the current prompt. </w:t>
+      </w:r>
+      <w:r>
+        <w:t xml:space="preserve">The pipeline was run against the live Gemini API, and the result is committed as produced in evals/results/gemini-2.5-flash-extract-v1.json. Two caveats, both in the file name. It is partial: the run used a free tier whose quota is exhausted partway through ten cases, so two cases were scored and eight are recorded as provider errors. And it measures extract-v1: the prompt has since moved to extract-v2, which removed score_weight from the model's output, and that version has not been run live for the same quota reason. The v2 change narrows what the model produces rather than adding to it, and it is covered by the offline eval and the stubbed-SDK tests, but I am not presenting the v1 numbers as a measurement of the current prompt. A full measurement needs a paid tier or a Vertex project.</w:t>
+      </w:r>
+    </w:p>
+    <w:p>
+      <w:pPr>
+        <w:spacing w:after="120" w:line="276"/>
+      </w:pPr>
+      <w:r>
+        <w:t xml:space="preserve">The live run was worth doing: it found two faults the offline harness could not.</w:t>
+      </w:r>
+    </w:p>
+    <w:p>
+      <w:pPr>
+        <w:spacing w:after="120" w:line="276"/>
+      </w:pPr>
+      <w:r>
+        <w:t xml:space="preserve">Gemini could not accept the schema at all. Constrained decoding rejected it with “the specified schema produces a constraint that has too many states for serving” — the length limits, numeric ranges and array bounds on the Pydantic contract. The model is now sent a simplified schema carrying the shape, enums and required fields, while Pydantic still enforces every bound on the response. Nothing is lost: the model guides generation, the validator decides what is acceptable.</w:t>
+      </w:r>
+    </w:p>
+    <w:p>
+      <w:pPr>
+        <w:spacing w:after="120" w:line="276"/>
+      </w:pPr>
+      <w:r>
+        <w:t xml:space="preserve">My own metric was wrong twice. A 429 counted against schema_valid_rate, which charged a quota failure to model accuracy — provider errors are now reported separately. And findings were compared by exact text, so a paraphrase (“Temperature 38.1 C” for “Temperature 38.1 °C”) scored as a miss. Findings now match on token overlap, with the exact-text figure still reported as a strict lower bound. On the completed cases that is the difference between F1 0.32 and 0.62 — the same extraction, measured honestly.</w:t>
       </w:r>
     </w:p>
     <w:p>
@@ -3057,7 +3032,7 @@
       <w:pPr>
         <w:spacing w:after="120" w:line="276"/>
       </w:pPr>
-      <w:hyperlink w:history="1" r:id="rIdivqppctm7f0sqhasoy4ca">
+      <w:hyperlink w:history="1" r:id="rIdo03iqgwaykyb3ijy9k_4f">
         <w:r>
           <w:rPr>
             <w:color w:val="0B5CAD"/>

--- a/docs/Eximion_Test_Assignment_Sergei_Kutushev.docx
+++ b/docs/Eximion_Test_Assignment_Sergei_Kutushev.docx
@@ -54,7 +54,7 @@
         </w:rPr>
         <w:t xml:space="preserve">  ·  October 2026  ·  Repository: </w:t>
       </w:r>
-      <w:hyperlink w:history="1" r:id="rIdrm9eq9-asbm_okcnveztf">
+      <w:hyperlink w:history="1" r:id="rIdmmo3ft5luis4s0davgxod">
         <w:r>
           <w:rPr>
             <w:color w:val="0B5CAD"/>
@@ -1525,7 +1525,7 @@
           <w:sz w:val="19"/>
           <w:szCs w:val="19"/>
         </w:rPr>
-        <w:t xml:space="preserve">{ "provider": "fake", "model": "fake-extractor-1", "prompt_version": "extract-v1",</w:t>
+        <w:t xml:space="preserve">{ "provider": "fake", "model": "fake-extractor-1", "prompt_version": "extract-v2",</w:t>
       </w:r>
     </w:p>
     <w:p>
@@ -1540,7 +1540,7 @@
           <w:sz w:val="19"/>
           <w:szCs w:val="19"/>
         </w:rPr>
-        <w:t xml:space="preserve">  "total": 10, "schema_valid_rate": 0.9, "age_accuracy": 0.8889,</w:t>
+        <w:t xml:space="preserve">  "total": 10, "scored": 9, "provider_errors": 0, "model_blocked": 0,</w:t>
       </w:r>
     </w:p>
     <w:p>
@@ -1555,7 +1555,7 @@
           <w:sz w:val="19"/>
           <w:szCs w:val="19"/>
         </w:rPr>
-        <w:t xml:space="preserve">  "sex_accuracy": 1.0, "answer_key_accuracy": 0.8889, "findings_f1": 0.9899,</w:t>
+        <w:t xml:space="preserve">  "schema_valid_rate": 0.9, "age_accuracy": 0.8889, "sex_accuracy": 1.0,</w:t>
       </w:r>
     </w:p>
     <w:p>
@@ -1570,7 +1570,7 @@
           <w:sz w:val="19"/>
           <w:szCs w:val="19"/>
         </w:rPr>
-        <w:t xml:space="preserve">  "exact_case_match_rate": 0.6,</w:t>
+        <w:t xml:space="preserve">  "answer_key_accuracy": 0.8889, "findings_f1": 0.9899, "exact_case_match_rate": 0.6,</w:t>
       </w:r>
     </w:p>
     <w:p>
@@ -1690,7 +1690,7 @@
         <w:spacing w:after="120" w:line="276"/>
       </w:pPr>
       <w:r>
-        <w:t xml:space="preserve">A private-IP Cloud SQL instance needs more than --no-assign-ip. It needs Private Services Access for Google to peer the instance into, and a path out of Cloud Run into that VPC — Direct VPC egress, the current recommended option over a Serverless VPC Access connector.</w:t>
+        <w:t xml:space="preserve">A private-IP Cloud SQL instance needs more than --no-assign-ip. It needs Private Services Access for Google to peer the instance into, and a path out of Cloud Run into that VPC — Direct VPC egress, the current recommended option over a Serverless VPC Access connector. And the application then has to use that path: it connects to the instance's private address on 5432 as an ordinary PostgreSQL client, with TLS required on the instance. The managed /cloudsql Unix socket is the Auth Proxy's public-IP path, and a runbook that pairs it with a private-only instance has two half-paths and no connection. The runbook now has one.</w:t>
       </w:r>
     </w:p>
     <w:p>
@@ -3032,7 +3032,7 @@
       <w:pPr>
         <w:spacing w:after="120" w:line="276"/>
       </w:pPr>
-      <w:hyperlink w:history="1" r:id="rIdo03iqgwaykyb3ijy9k_4f">
+      <w:hyperlink w:history="1" r:id="rIdjdp07wiemdu836cudb-ka">
         <w:r>
           <w:rPr>
             <w:color w:val="0B5CAD"/>

--- a/docs/Eximion_Test_Assignment_Sergei_Kutushev.docx
+++ b/docs/Eximion_Test_Assignment_Sergei_Kutushev.docx
@@ -54,7 +54,7 @@
         </w:rPr>
         <w:t xml:space="preserve">  ·  October 2026  ·  Repository: </w:t>
       </w:r>
-      <w:hyperlink w:history="1" r:id="rIdmmo3ft5luis4s0davgxod">
+      <w:hyperlink w:history="1" r:id="rIdrx30v17jrkbrbq1g350vt">
         <w:r>
           <w:rPr>
             <w:color w:val="0B5CAD"/>
@@ -2190,7 +2190,7 @@
                 <w:sz w:val="20"/>
                 <w:szCs w:val="20"/>
               </w:rPr>
-              <w:t xml:space="preserve">48 passed, coverage 93.92% (gate 85%)</w:t>
+              <w:t xml:space="preserve">112 passed, coverage 95.02% (gate 85%)</w:t>
             </w:r>
           </w:p>
         </w:tc>
@@ -2268,6 +2268,160 @@
                 <w:szCs w:val="20"/>
               </w:rPr>
               <w:t xml:space="preserve">gate passed; 4 injected defects detected</w:t>
+            </w:r>
+          </w:p>
+        </w:tc>
+      </w:tr>
+      <w:tr>
+        <w:tc>
+          <w:tcPr>
+            <w:tcW w:type="dxa" w:w="2700"/>
+            <w:tcMar>
+              <w:top w:type="dxa" w:w="80"/>
+              <w:left w:type="dxa" w:w="120"/>
+              <w:bottom w:type="dxa" w:w="80"/>
+              <w:right w:type="dxa" w:w="120"/>
+            </w:tcMar>
+          </w:tcPr>
+          <w:p>
+            <w:pPr>
+              <w:spacing w:after="0" w:line="240"/>
+            </w:pPr>
+            <w:r>
+              <w:rPr>
+                <w:b w:val="false"/>
+                <w:bCs w:val="false"/>
+                <w:sz w:val="20"/>
+                <w:szCs w:val="20"/>
+              </w:rPr>
+              <w:t xml:space="preserve">Offline decision eval</w:t>
+            </w:r>
+          </w:p>
+        </w:tc>
+        <w:tc>
+          <w:tcPr>
+            <w:tcW w:type="dxa" w:w="3300"/>
+            <w:tcMar>
+              <w:top w:type="dxa" w:w="80"/>
+              <w:left w:type="dxa" w:w="120"/>
+              <w:bottom w:type="dxa" w:w="80"/>
+              <w:right w:type="dxa" w:w="120"/>
+            </w:tcMar>
+          </w:tcPr>
+          <w:p>
+            <w:pPr>
+              <w:spacing w:after="0" w:line="240"/>
+            </w:pPr>
+            <w:r>
+              <w:rPr>
+                <w:b w:val="false"/>
+                <w:bCs w:val="false"/>
+                <w:sz w:val="20"/>
+                <w:szCs w:val="20"/>
+              </w:rPr>
+              <w:t xml:space="preserve">clinical-extraction eval-decisions</w:t>
+            </w:r>
+          </w:p>
+        </w:tc>
+        <w:tc>
+          <w:tcPr>
+            <w:tcW w:type="dxa" w:w="3360"/>
+            <w:tcMar>
+              <w:top w:type="dxa" w:w="80"/>
+              <w:left w:type="dxa" w:w="120"/>
+              <w:bottom w:type="dxa" w:w="80"/>
+              <w:right w:type="dxa" w:w="120"/>
+            </w:tcMar>
+          </w:tcPr>
+          <w:p>
+            <w:pPr>
+              <w:spacing w:after="0" w:line="240"/>
+            </w:pPr>
+            <w:r>
+              <w:rPr>
+                <w:b w:val="false"/>
+                <w:bCs w:val="false"/>
+                <w:sz w:val="20"/>
+                <w:szCs w:val="20"/>
+              </w:rPr>
+              <w:t xml:space="preserve">gate passed; 2 injected verifier misjudgments detected</w:t>
+            </w:r>
+          </w:p>
+        </w:tc>
+      </w:tr>
+      <w:tr>
+        <w:tc>
+          <w:tcPr>
+            <w:tcW w:type="dxa" w:w="2700"/>
+            <w:tcMar>
+              <w:top w:type="dxa" w:w="80"/>
+              <w:left w:type="dxa" w:w="120"/>
+              <w:bottom w:type="dxa" w:w="80"/>
+              <w:right w:type="dxa" w:w="120"/>
+            </w:tcMar>
+          </w:tcPr>
+          <w:p>
+            <w:pPr>
+              <w:spacing w:after="0" w:line="240"/>
+            </w:pPr>
+            <w:r>
+              <w:rPr>
+                <w:b w:val="false"/>
+                <w:bCs w:val="false"/>
+                <w:sz w:val="20"/>
+                <w:szCs w:val="20"/>
+              </w:rPr>
+              <w:t xml:space="preserve">Live extraction eval</w:t>
+            </w:r>
+          </w:p>
+        </w:tc>
+        <w:tc>
+          <w:tcPr>
+            <w:tcW w:type="dxa" w:w="3300"/>
+            <w:tcMar>
+              <w:top w:type="dxa" w:w="80"/>
+              <w:left w:type="dxa" w:w="120"/>
+              <w:bottom w:type="dxa" w:w="80"/>
+              <w:right w:type="dxa" w:w="120"/>
+            </w:tcMar>
+          </w:tcPr>
+          <w:p>
+            <w:pPr>
+              <w:spacing w:after="0" w:line="240"/>
+            </w:pPr>
+            <w:r>
+              <w:rPr>
+                <w:b w:val="false"/>
+                <w:bCs w:val="false"/>
+                <w:sz w:val="20"/>
+                <w:szCs w:val="20"/>
+              </w:rPr>
+              <w:t xml:space="preserve">clinical-extraction eval --provider gemini --delay 7</w:t>
+            </w:r>
+          </w:p>
+        </w:tc>
+        <w:tc>
+          <w:tcPr>
+            <w:tcW w:type="dxa" w:w="3360"/>
+            <w:tcMar>
+              <w:top w:type="dxa" w:w="80"/>
+              <w:left w:type="dxa" w:w="120"/>
+              <w:bottom w:type="dxa" w:w="80"/>
+              <w:right w:type="dxa" w:w="120"/>
+            </w:tcMar>
+          </w:tcPr>
+          <w:p>
+            <w:pPr>
+              <w:spacing w:after="0" w:line="240"/>
+            </w:pPr>
+            <w:r>
+              <w:rPr>
+                <w:b w:val="false"/>
+                <w:bCs w:val="false"/>
+                <w:sz w:val="20"/>
+                <w:szCs w:val="20"/>
+              </w:rPr>
+              <w:t xml:space="preserve">extract-v2, 10/10 scored</w:t>
             </w:r>
           </w:p>
         </w:tc>
@@ -2863,10 +3017,10 @@
           <w:b/>
           <w:bCs/>
         </w:rPr>
-        <w:t xml:space="preserve">A complete Gemini eval run of the current prompt. </w:t>
-      </w:r>
-      <w:r>
-        <w:t xml:space="preserve">The pipeline was run against the live Gemini API, and the result is committed as produced in evals/results/gemini-2.5-flash-extract-v1.json. Two caveats, both in the file name. It is partial: the run used a free tier whose quota is exhausted partway through ten cases, so two cases were scored and eight are recorded as provider errors. And it measures extract-v1: the prompt has since moved to extract-v2, which removed score_weight from the model's output, and that version has not been run live for the same quota reason. The v2 change narrows what the model produces rather than adding to it, and it is covered by the offline eval and the stubbed-SDK tests, but I am not presenting the v1 numbers as a measurement of the current prompt. A full measurement needs a paid tier or a Vertex project.</w:t>
+        <w:t xml:space="preserve">Jev (TypeSafe) live. </w:t>
+      </w:r>
+      <w:r>
+        <w:t xml:space="preserve">The decision layer added after the interview is tested against the real TypeSafe SDK with a mocked HTTP layer, and its eval runs offline. No TypeSafe key was available, so there is no live Jev measurement yet. See docs/DECISION_MODEL_MIGRATION.md.</w:t>
       </w:r>
     </w:p>
     <w:p>
@@ -2874,7 +3028,22 @@
         <w:spacing w:after="120" w:line="276"/>
       </w:pPr>
       <w:r>
-        <w:t xml:space="preserve">The live run was worth doing: it found two faults the offline harness could not.</w:t>
+        <w:rPr>
+          <w:b/>
+          <w:bCs/>
+        </w:rPr>
+        <w:t xml:space="preserve">Since executed: </w:t>
+      </w:r>
+      <w:r>
+        <w:t xml:space="preserve">a complete live run of the current prompt, extract-v2, all ten cases, committed as evals/results/gemini-2.5-flash-extract-v2.json: schema 10/10, age and sex 1.0, answer key 0.9, findings F1 0.51 by token overlap, category accuracy 0.97, latency p50 4.0 s. The earlier extract-v1 file is kept as it was: a partial free-tier run of two cases.</w:t>
+      </w:r>
+    </w:p>
+    <w:p>
+      <w:pPr>
+        <w:spacing w:after="120" w:line="276"/>
+      </w:pPr>
+      <w:r>
+        <w:t xml:space="preserve">The first live run was worth doing: it found two faults the offline harness could not.</w:t>
       </w:r>
     </w:p>
     <w:p>
@@ -3032,7 +3201,7 @@
       <w:pPr>
         <w:spacing w:after="120" w:line="276"/>
       </w:pPr>
-      <w:hyperlink w:history="1" r:id="rIdjdp07wiemdu836cudb-ka">
+      <w:hyperlink w:history="1" r:id="rIdwuy1ncahlefwj_wvwp9tl">
         <w:r>
           <w:rPr>
             <w:color w:val="0B5CAD"/>

--- a/docs/Eximion_Test_Assignment_Sergei_Kutushev.docx
+++ b/docs/Eximion_Test_Assignment_Sergei_Kutushev.docx
@@ -54,7 +54,7 @@
         </w:rPr>
         <w:t xml:space="preserve">  ·  October 2026  ·  Repository: </w:t>
       </w:r>
-      <w:hyperlink w:history="1" r:id="rIdrx30v17jrkbrbq1g350vt">
+      <w:hyperlink w:history="1" r:id="rIdiir-3oht-0vmvsxmrbbl1">
         <w:r>
           <w:rPr>
             <w:color w:val="0B5CAD"/>
@@ -2190,7 +2190,7 @@
                 <w:sz w:val="20"/>
                 <w:szCs w:val="20"/>
               </w:rPr>
-              <w:t xml:space="preserve">112 passed, coverage 95.02% (gate 85%)</w:t>
+              <w:t xml:space="preserve">120 passed, coverage 95.07% (gate 85%)</w:t>
             </w:r>
           </w:p>
         </w:tc>
@@ -3201,7 +3201,7 @@
       <w:pPr>
         <w:spacing w:after="120" w:line="276"/>
       </w:pPr>
-      <w:hyperlink w:history="1" r:id="rIdwuy1ncahlefwj_wvwp9tl">
+      <w:hyperlink w:history="1" r:id="rIdasofme_ohjkduef-9wx9g">
         <w:r>
           <w:rPr>
             <w:color w:val="0B5CAD"/>

--- a/docs/Eximion_Test_Assignment_Sergei_Kutushev.docx
+++ b/docs/Eximion_Test_Assignment_Sergei_Kutushev.docx
@@ -54,7 +54,7 @@
         </w:rPr>
         <w:t xml:space="preserve">  ·  October 2026  ·  Repository: </w:t>
       </w:r>
-      <w:hyperlink w:history="1" r:id="rIdiir-3oht-0vmvsxmrbbl1">
+      <w:hyperlink w:history="1" r:id="rIddyzgbb_kgjn7ypmbqrvet">
         <w:r>
           <w:rPr>
             <w:color w:val="0B5CAD"/>
@@ -2190,7 +2190,7 @@
                 <w:sz w:val="20"/>
                 <w:szCs w:val="20"/>
               </w:rPr>
-              <w:t xml:space="preserve">120 passed, coverage 95.07% (gate 85%)</w:t>
+              <w:t xml:space="preserve">128 passed, coverage 95.47% (gate 85%)</w:t>
             </w:r>
           </w:p>
         </w:tc>
@@ -3201,7 +3201,7 @@
       <w:pPr>
         <w:spacing w:after="120" w:line="276"/>
       </w:pPr>
-      <w:hyperlink w:history="1" r:id="rIdasofme_ohjkduef-9wx9g">
+      <w:hyperlink w:history="1" r:id="rIdggu1b21aiqy5xfxycqqjq">
         <w:r>
           <w:rPr>
             <w:color w:val="0B5CAD"/>

--- a/docs/Eximion_Test_Assignment_Sergei_Kutushev.docx
+++ b/docs/Eximion_Test_Assignment_Sergei_Kutushev.docx
@@ -54,7 +54,7 @@
         </w:rPr>
         <w:t xml:space="preserve">  ·  October 2026  ·  Repository: </w:t>
       </w:r>
-      <w:hyperlink w:history="1" r:id="rIddyzgbb_kgjn7ypmbqrvet">
+      <w:hyperlink w:history="1" r:id="rIdleyu5g3qquntkhwcrgdri">
         <w:r>
           <w:rPr>
             <w:color w:val="0B5CAD"/>
@@ -2190,7 +2190,7 @@
                 <w:sz w:val="20"/>
                 <w:szCs w:val="20"/>
               </w:rPr>
-              <w:t xml:space="preserve">128 passed, coverage 95.47% (gate 85%)</w:t>
+              <w:t xml:space="preserve">135 passed, coverage 95.42% (gate 85%)</w:t>
             </w:r>
           </w:p>
         </w:tc>
@@ -3201,7 +3201,7 @@
       <w:pPr>
         <w:spacing w:after="120" w:line="276"/>
       </w:pPr>
-      <w:hyperlink w:history="1" r:id="rIdggu1b21aiqy5xfxycqqjq">
+      <w:hyperlink w:history="1" r:id="rIdch4ydqsafyynwi7arfi5h">
         <w:r>
           <w:rPr>
             <w:color w:val="0B5CAD"/>
